--- a/HRCP-KKU-Academic/src/main/resources/templates/docx/Phase2/p2doc_6.docx
+++ b/HRCP-KKU-Academic/src/main/resources/templates/docx/Phase2/p2doc_6.docx
@@ -1,6 +1,6 @@
 
 <file path=word/document.xml><?xml version="1.0" encoding="utf-8"?>
-<w:document xmlns:wpc="http://schemas.microsoft.com/office/word/2010/wordprocessingCanvas" xmlns:cx="http://schemas.microsoft.com/office/drawing/2014/chartex" xmlns:cx1="http://schemas.microsoft.com/office/drawing/2015/9/8/chartex" xmlns:cx2="http://schemas.microsoft.com/office/drawing/2015/10/21/chartex" xmlns:cx3="http://schemas.microsoft.com/office/drawing/2016/5/9/chartex" xmlns:cx4="http://schemas.microsoft.com/office/drawing/2016/5/10/chartex" xmlns:cx5="http://schemas.microsoft.com/office/drawing/2016/5/11/chartex" xmlns:cx6="http://schemas.microsoft.com/office/drawing/2016/5/12/chartex" xmlns:cx7="http://schemas.microsoft.com/office/drawing/2016/5/13/chartex" xmlns:cx8="http://schemas.microsoft.com/office/drawing/2016/5/14/chartex" xmlns:mc="http://schemas.openxmlformats.org/markup-compatibility/2006" xmlns:aink="http://schemas.microsoft.com/office/drawing/2016/ink" xmlns:am3d="http://schemas.microsoft.com/office/drawing/2017/model3d" xmlns:o="urn:schemas-microsoft-com:office:office" xmlns:oel="http://schemas.microsoft.com/office/2019/extlst" xmlns:r="http://schemas.openxmlformats.org/officeDocument/2006/relationships" xmlns:m="http://schemas.openxmlformats.org/officeDocument/2006/math" xmlns:v="urn:schemas-microsoft-com:vml" xmlns:wp14="http://schemas.microsoft.com/office/word/2010/wordprocessingDrawing" xmlns:wp="http://schemas.openxmlformats.org/drawingml/2006/wordprocessingDrawing" xmlns:w10="urn:schemas-microsoft-com:office:word" xmlns:w="http://schemas.openxmlformats.org/wordprocessingml/2006/main" xmlns:w14="http://schemas.microsoft.com/office/word/2010/wordml" xmlns:w15="http://schemas.microsoft.com/office/word/2012/wordml" xmlns:w16cei="http://schemas.microsoft.com/office/word/2026/wordml/cei" xmlns:w16cex="http://schemas.microsoft.com/office/word/2018/wordml/cex" xmlns:w16cid="http://schemas.microsoft.com/office/word/2016/wordml/cid" xmlns:w16="http://schemas.microsoft.com/office/word/2018/wordml" xmlns:w16du="http://schemas.microsoft.com/office/word/2023/wordml/word16du" xmlns:w16sdtdh="http://schemas.microsoft.com/office/word/2020/wordml/sdtdatahash" xmlns:w16sdtfl="http://schemas.microsoft.com/office/word/2024/wordml/sdtformatlock" xmlns:w16se="http://schemas.microsoft.com/office/word/2015/wordml/symex" xmlns:wpg="http://schemas.microsoft.com/office/word/2010/wordprocessingGroup" xmlns:wpi="http://schemas.microsoft.com/office/word/2010/wordprocessingInk" xmlns:wne="http://schemas.microsoft.com/office/word/2006/wordml" xmlns:wps="http://schemas.microsoft.com/office/word/2010/wordprocessingShape" mc:Ignorable="w14 w15 w16se w16cid w16 w16cex w16sdtdh w16sdtfl w16du wp14">
+<w:document xmlns:wpc="http://schemas.microsoft.com/office/word/2010/wordprocessingCanvas" xmlns:cx="http://schemas.microsoft.com/office/drawing/2014/chartex" xmlns:cx1="http://schemas.microsoft.com/office/drawing/2015/9/8/chartex" xmlns:cx2="http://schemas.microsoft.com/office/drawing/2015/10/21/chartex" xmlns:cx3="http://schemas.microsoft.com/office/drawing/2016/5/9/chartex" xmlns:cx4="http://schemas.microsoft.com/office/drawing/2016/5/10/chartex" xmlns:cx5="http://schemas.microsoft.com/office/drawing/2016/5/11/chartex" xmlns:cx6="http://schemas.microsoft.com/office/drawing/2016/5/12/chartex" xmlns:cx7="http://schemas.microsoft.com/office/drawing/2016/5/13/chartex" xmlns:cx8="http://schemas.microsoft.com/office/drawing/2016/5/14/chartex" xmlns:mc="http://schemas.openxmlformats.org/markup-compatibility/2006" xmlns:aink="http://schemas.microsoft.com/office/drawing/2016/ink" xmlns:am3d="http://schemas.microsoft.com/office/drawing/2017/model3d" xmlns:o="urn:schemas-microsoft-com:office:office" xmlns:oel="http://schemas.microsoft.com/office/2019/extlst" xmlns:r="http://schemas.openxmlformats.org/officeDocument/2006/relationships" xmlns:m="http://schemas.openxmlformats.org/officeDocument/2006/math" xmlns:v="urn:schemas-microsoft-com:vml" xmlns:wp14="http://schemas.microsoft.com/office/word/2010/wordprocessingDrawing" xmlns:wp="http://schemas.openxmlformats.org/drawingml/2006/wordprocessingDrawing" xmlns:w10="urn:schemas-microsoft-com:office:word" xmlns:w="http://schemas.openxmlformats.org/wordprocessingml/2006/main" xmlns:w14="http://schemas.microsoft.com/office/word/2010/wordml" xmlns:w15="http://schemas.microsoft.com/office/word/2012/wordml" xmlns:w16cex="http://schemas.microsoft.com/office/word/2018/wordml/cex" xmlns:w16cid="http://schemas.microsoft.com/office/word/2016/wordml/cid" xmlns:w16="http://schemas.microsoft.com/office/word/2018/wordml" xmlns:w16du="http://schemas.microsoft.com/office/word/2023/wordml/word16du" xmlns:w16sdtdh="http://schemas.microsoft.com/office/word/2020/wordml/sdtdatahash" xmlns:w16sdtfl="http://schemas.microsoft.com/office/word/2024/wordml/sdtformatlock" xmlns:w16se="http://schemas.microsoft.com/office/word/2015/wordml/symex" xmlns:wpg="http://schemas.microsoft.com/office/word/2010/wordprocessingGroup" xmlns:wpi="http://schemas.microsoft.com/office/word/2010/wordprocessingInk" xmlns:wne="http://schemas.microsoft.com/office/word/2006/wordml" xmlns:wps="http://schemas.microsoft.com/office/word/2010/wordprocessingShape" mc:Ignorable="w14 w15 w16se w16cid w16 w16cex w16sdtdh w16sdtfl w16du wp14">
   <w:body>
     <w:p>
       <w:pPr>
@@ -243,9 +243,8 @@
           <w:bCs/>
           <w:sz w:val="32"/>
           <w:szCs w:val="32"/>
-          <w:cs/>
-        </w:rPr>
-        <w:t>อว 660301.</w:t>
+        </w:rPr>
+        <w:t>{{memo_no}}</w:t>
       </w:r>
       <w:r>
         <w:rPr>
@@ -256,18 +255,7 @@
           <w:szCs w:val="32"/>
           <w:cs/>
         </w:rPr>
-        <w:t>26.3</w:t>
-      </w:r>
-      <w:r>
-        <w:rPr>
-          <w:rFonts w:ascii="TH Sarabun New" w:hAnsi="TH Sarabun New" w:cs="TH Sarabun New"/>
-          <w:b/>
-          <w:bCs/>
-          <w:sz w:val="32"/>
-          <w:szCs w:val="32"/>
-          <w:cs/>
-        </w:rPr>
-        <w:t xml:space="preserve">/ </w:t>
+        <w:t xml:space="preserve"> </w:t>
       </w:r>
       <w:r>
         <w:rPr>
@@ -2622,7 +2610,7 @@
 </file>
 
 <file path=word/numbering.xml><?xml version="1.0" encoding="utf-8"?>
-<w:numbering xmlns:wpc="http://schemas.microsoft.com/office/word/2010/wordprocessingCanvas" xmlns:cx="http://schemas.microsoft.com/office/drawing/2014/chartex" xmlns:cx1="http://schemas.microsoft.com/office/drawing/2015/9/8/chartex" xmlns:cx2="http://schemas.microsoft.com/office/drawing/2015/10/21/chartex" xmlns:cx3="http://schemas.microsoft.com/office/drawing/2016/5/9/chartex" xmlns:cx4="http://schemas.microsoft.com/office/drawing/2016/5/10/chartex" xmlns:cx5="http://schemas.microsoft.com/office/drawing/2016/5/11/chartex" xmlns:cx6="http://schemas.microsoft.com/office/drawing/2016/5/12/chartex" xmlns:cx7="http://schemas.microsoft.com/office/drawing/2016/5/13/chartex" xmlns:cx8="http://schemas.microsoft.com/office/drawing/2016/5/14/chartex" xmlns:mc="http://schemas.openxmlformats.org/markup-compatibility/2006" xmlns:aink="http://schemas.microsoft.com/office/drawing/2016/ink" xmlns:am3d="http://schemas.microsoft.com/office/drawing/2017/model3d" xmlns:o="urn:schemas-microsoft-com:office:office" xmlns:oel="http://schemas.microsoft.com/office/2019/extlst" xmlns:r="http://schemas.openxmlformats.org/officeDocument/2006/relationships" xmlns:m="http://schemas.openxmlformats.org/officeDocument/2006/math" xmlns:v="urn:schemas-microsoft-com:vml" xmlns:wp14="http://schemas.microsoft.com/office/word/2010/wordprocessingDrawing" xmlns:wp="http://schemas.openxmlformats.org/drawingml/2006/wordprocessingDrawing" xmlns:w10="urn:schemas-microsoft-com:office:word" xmlns:w="http://schemas.openxmlformats.org/wordprocessingml/2006/main" xmlns:w14="http://schemas.microsoft.com/office/word/2010/wordml" xmlns:w15="http://schemas.microsoft.com/office/word/2012/wordml" xmlns:w16cei="http://schemas.microsoft.com/office/word/2026/wordml/cei" xmlns:w16cex="http://schemas.microsoft.com/office/word/2018/wordml/cex" xmlns:w16cid="http://schemas.microsoft.com/office/word/2016/wordml/cid" xmlns:w16="http://schemas.microsoft.com/office/word/2018/wordml" xmlns:w16du="http://schemas.microsoft.com/office/word/2023/wordml/word16du" xmlns:w16sdtdh="http://schemas.microsoft.com/office/word/2020/wordml/sdtdatahash" xmlns:w16sdtfl="http://schemas.microsoft.com/office/word/2024/wordml/sdtformatlock" xmlns:w16se="http://schemas.microsoft.com/office/word/2015/wordml/symex" xmlns:wpg="http://schemas.microsoft.com/office/word/2010/wordprocessingGroup" xmlns:wpi="http://schemas.microsoft.com/office/word/2010/wordprocessingInk" xmlns:wne="http://schemas.microsoft.com/office/word/2006/wordml" xmlns:wps="http://schemas.microsoft.com/office/word/2010/wordprocessingShape" mc:Ignorable="w14 w15 w16se w16cid w16 w16cex w16sdtdh w16sdtfl w16du wp14">
+<w:numbering xmlns:wpc="http://schemas.microsoft.com/office/word/2010/wordprocessingCanvas" xmlns:cx="http://schemas.microsoft.com/office/drawing/2014/chartex" xmlns:cx1="http://schemas.microsoft.com/office/drawing/2015/9/8/chartex" xmlns:cx2="http://schemas.microsoft.com/office/drawing/2015/10/21/chartex" xmlns:cx3="http://schemas.microsoft.com/office/drawing/2016/5/9/chartex" xmlns:cx4="http://schemas.microsoft.com/office/drawing/2016/5/10/chartex" xmlns:cx5="http://schemas.microsoft.com/office/drawing/2016/5/11/chartex" xmlns:cx6="http://schemas.microsoft.com/office/drawing/2016/5/12/chartex" xmlns:cx7="http://schemas.microsoft.com/office/drawing/2016/5/13/chartex" xmlns:cx8="http://schemas.microsoft.com/office/drawing/2016/5/14/chartex" xmlns:mc="http://schemas.openxmlformats.org/markup-compatibility/2006" xmlns:aink="http://schemas.microsoft.com/office/drawing/2016/ink" xmlns:am3d="http://schemas.microsoft.com/office/drawing/2017/model3d" xmlns:o="urn:schemas-microsoft-com:office:office" xmlns:oel="http://schemas.microsoft.com/office/2019/extlst" xmlns:r="http://schemas.openxmlformats.org/officeDocument/2006/relationships" xmlns:m="http://schemas.openxmlformats.org/officeDocument/2006/math" xmlns:v="urn:schemas-microsoft-com:vml" xmlns:wp14="http://schemas.microsoft.com/office/word/2010/wordprocessingDrawing" xmlns:wp="http://schemas.openxmlformats.org/drawingml/2006/wordprocessingDrawing" xmlns:w10="urn:schemas-microsoft-com:office:word" xmlns:w="http://schemas.openxmlformats.org/wordprocessingml/2006/main" xmlns:w14="http://schemas.microsoft.com/office/word/2010/wordml" xmlns:w15="http://schemas.microsoft.com/office/word/2012/wordml" xmlns:w16cex="http://schemas.microsoft.com/office/word/2018/wordml/cex" xmlns:w16cid="http://schemas.microsoft.com/office/word/2016/wordml/cid" xmlns:w16="http://schemas.microsoft.com/office/word/2018/wordml" xmlns:w16du="http://schemas.microsoft.com/office/word/2023/wordml/word16du" xmlns:w16sdtdh="http://schemas.microsoft.com/office/word/2020/wordml/sdtdatahash" xmlns:w16sdtfl="http://schemas.microsoft.com/office/word/2024/wordml/sdtformatlock" xmlns:w16se="http://schemas.microsoft.com/office/word/2015/wordml/symex" xmlns:wpg="http://schemas.microsoft.com/office/word/2010/wordprocessingGroup" xmlns:wpi="http://schemas.microsoft.com/office/word/2010/wordprocessingInk" xmlns:wne="http://schemas.microsoft.com/office/word/2006/wordml" xmlns:wps="http://schemas.microsoft.com/office/word/2010/wordprocessingShape" mc:Ignorable="w14 w15 w16se w16cid w16 w16cex w16sdtdh w16sdtfl w16du wp14">
   <w:abstractNum w:abstractNumId="0" w15:restartNumberingAfterBreak="0">
     <w:nsid w:val="076D15A0"/>
     <w:multiLevelType w:val="singleLevel"/>

--- a/HRCP-KKU-Academic/src/main/resources/templates/docx/Phase2/p2doc_6.docx
+++ b/HRCP-KKU-Academic/src/main/resources/templates/docx/Phase2/p2doc_6.docx
@@ -1125,7 +1125,7 @@
               <w:rPr>
                 <w:rFonts w:ascii="TH Sarabun New" w:hAnsi="TH Sarabun New" w:cs="TH Sarabun New"/>
               </w:rPr>
-              <w:t>Essentially intellectual contributor</w:t>
+              <w:t>Co-author</w:t>
             </w:r>
           </w:p>
         </w:tc>
@@ -1309,7 +1309,7 @@
               <w:rPr>
                 <w:rFonts w:ascii="TH Sarabun New" w:hAnsi="TH Sarabun New" w:cs="TH Sarabun New"/>
               </w:rPr>
-              <w:t>Essentially intellectual contributor</w:t>
+              <w:t>Co-author</w:t>
             </w:r>
           </w:p>
         </w:tc>
@@ -1494,7 +1494,7 @@
               <w:rPr>
                 <w:rFonts w:ascii="TH Sarabun New" w:hAnsi="TH Sarabun New" w:cs="TH Sarabun New"/>
               </w:rPr>
-              <w:t>Essentially intellectual contributor</w:t>
+              <w:t>Co-author</w:t>
             </w:r>
           </w:p>
         </w:tc>
@@ -1680,7 +1680,7 @@
               <w:rPr>
                 <w:rFonts w:ascii="TH Sarabun New" w:hAnsi="TH Sarabun New" w:cs="TH Sarabun New"/>
               </w:rPr>
-              <w:t>Essentially intellectual contributor</w:t>
+              <w:t>Co-author</w:t>
             </w:r>
           </w:p>
         </w:tc>
@@ -1918,7 +1918,7 @@
               <w:rPr>
                 <w:rFonts w:ascii="TH Sarabun New" w:hAnsi="TH Sarabun New" w:cs="TH Sarabun New"/>
               </w:rPr>
-              <w:t>Essentially intellectual contributor</w:t>
+              <w:t>Co-author</w:t>
             </w:r>
           </w:p>
         </w:tc>

--- a/HRCP-KKU-Academic/src/main/resources/templates/docx/Phase2/p2doc_6.docx
+++ b/HRCP-KKU-Academic/src/main/resources/templates/docx/Phase2/p2doc_6.docx
@@ -2270,6 +2270,8 @@
     </w:p>
     <w:p>
       <w:pPr>
+        <w:ind w:left="2160"/>
+        <w:jc w:val="center"/>
         <w:rPr>
           <w:rFonts w:ascii="TH Sarabun New" w:hAnsi="TH Sarabun New" w:cs="TH Sarabun New"/>
           <w:color w:val="000000" w:themeColor="text1"/>
@@ -2277,76 +2279,6 @@
           <w:szCs w:val="32"/>
         </w:rPr>
       </w:pPr>
-      <w:r>
-        <w:rPr>
-          <w:rFonts w:ascii="TH Sarabun New" w:hAnsi="TH Sarabun New" w:cs="TH Sarabun New"/>
-          <w:color w:val="000000" w:themeColor="text1"/>
-          <w:sz w:val="32"/>
-          <w:szCs w:val="32"/>
-          <w:cs/>
-        </w:rPr>
-        <w:t xml:space="preserve"> </w:t>
-      </w:r>
-      <w:r>
-        <w:rPr>
-          <w:rFonts w:ascii="TH Sarabun New" w:hAnsi="TH Sarabun New" w:cs="TH Sarabun New"/>
-          <w:color w:val="000000" w:themeColor="text1"/>
-          <w:sz w:val="32"/>
-          <w:szCs w:val="32"/>
-          <w:cs/>
-        </w:rPr>
-        <w:tab/>
-      </w:r>
-      <w:r>
-        <w:rPr>
-          <w:rFonts w:ascii="TH Sarabun New" w:hAnsi="TH Sarabun New" w:cs="TH Sarabun New"/>
-          <w:color w:val="000000" w:themeColor="text1"/>
-          <w:sz w:val="32"/>
-          <w:szCs w:val="32"/>
-          <w:cs/>
-        </w:rPr>
-        <w:tab/>
-      </w:r>
-      <w:r>
-        <w:rPr>
-          <w:rFonts w:ascii="TH Sarabun New" w:hAnsi="TH Sarabun New" w:cs="TH Sarabun New"/>
-          <w:color w:val="000000" w:themeColor="text1"/>
-          <w:sz w:val="32"/>
-          <w:szCs w:val="32"/>
-          <w:cs/>
-        </w:rPr>
-        <w:tab/>
-      </w:r>
-      <w:r>
-        <w:rPr>
-          <w:rFonts w:ascii="TH Sarabun New" w:hAnsi="TH Sarabun New" w:cs="TH Sarabun New"/>
-          <w:color w:val="000000" w:themeColor="text1"/>
-          <w:sz w:val="32"/>
-          <w:szCs w:val="32"/>
-          <w:cs/>
-        </w:rPr>
-        <w:tab/>
-      </w:r>
-      <w:r>
-        <w:rPr>
-          <w:rFonts w:ascii="TH Sarabun New" w:hAnsi="TH Sarabun New" w:cs="TH Sarabun New"/>
-          <w:color w:val="000000" w:themeColor="text1"/>
-          <w:sz w:val="32"/>
-          <w:szCs w:val="32"/>
-        </w:rPr>
-        <w:tab/>
-        <w:t xml:space="preserve">         </w:t>
-      </w:r>
-      <w:r>
-        <w:rPr>
-          <w:rFonts w:ascii="TH Sarabun New" w:hAnsi="TH Sarabun New" w:cs="TH Sarabun New"/>
-          <w:color w:val="000000" w:themeColor="text1"/>
-          <w:sz w:val="32"/>
-          <w:szCs w:val="32"/>
-          <w:cs/>
-        </w:rPr>
-        <w:t xml:space="preserve"> </w:t>
-      </w:r>
       <w:r>
         <w:rPr>
           <w:rFonts w:ascii="TH Sarabun New" w:hAnsi="TH Sarabun New" w:cs="TH Sarabun New"/>
@@ -2377,7 +2309,8 @@
     </w:p>
     <w:p>
       <w:pPr>
-        <w:ind w:left="3600" w:firstLine="720"/>
+        <w:ind w:left="2160"/>
+        <w:jc w:val="center"/>
         <w:rPr>
           <w:rFonts w:ascii="TH Sarabun New" w:hAnsi="TH Sarabun New" w:cs="TH Sarabun New"/>
           <w:sz w:val="32"/>
@@ -2391,7 +2324,7 @@
           <w:szCs w:val="32"/>
           <w:cs/>
         </w:rPr>
-        <w:t xml:space="preserve"> ผู้ขอกำหนดตำแหน่งทางวิชาการ</w:t>
+        <w:t>ผู้ขอกำหนดตำแหน่งทางวิชาการ</w:t>
       </w:r>
     </w:p>
     <w:p>
@@ -2475,16 +2408,6 @@
           <w:szCs w:val="32"/>
         </w:rPr>
       </w:pPr>
-      <w:r>
-        <w:rPr>
-          <w:rFonts w:ascii="TH Sarabun New" w:hAnsi="TH Sarabun New" w:cs="TH Sarabun New"/>
-          <w:color w:val="000000" w:themeColor="text1"/>
-          <w:sz w:val="32"/>
-          <w:szCs w:val="32"/>
-          <w:cs/>
-        </w:rPr>
-        <w:t xml:space="preserve">    </w:t>
-      </w:r>
       <w:bookmarkStart w:id="0" w:name="_Hlk44345511"/>
       <w:r>
         <w:rPr>
